--- a/Course Materials/Calc 3/Notes/Ch. 1 (Three-Dimensional Space; Vectors)/1.7 Quadric Surfaces_Guide.docx
+++ b/Course Materials/Calc 3/Notes/Ch. 1 (Three-Dimensional Space; Vectors)/1.7 Quadric Surfaces_Guide.docx
@@ -93,7 +93,7 @@
       <w:tblGrid>
         <w:gridCol w:w="3268"/>
         <w:gridCol w:w="3087"/>
-        <w:gridCol w:w="4416"/>
+        <w:gridCol w:w="4414"/>
       </w:tblGrid>
       <w:tr>
         <w:trPr>
@@ -160,7 +160,7 @@
           <w:tcPr>
             <w:tcW w:w="4414" w:type="dxa"/>
             <w:tcBorders>
-              <w:bottom w:val="nil"/>
+              <w:bottom w:val="single" w:sz="4" w:space="0" w:color="auto"/>
             </w:tcBorders>
             <w:vAlign w:val="center"/>
           </w:tcPr>
@@ -221,7 +221,7 @@
           <w:tcPr>
             <w:tcW w:w="3087" w:type="dxa"/>
             <w:tcBorders>
-              <w:right w:val="nil"/>
+              <w:right w:val="single" w:sz="4" w:space="0" w:color="auto"/>
             </w:tcBorders>
             <w:vAlign w:val="center"/>
           </w:tcPr>
@@ -241,7 +241,7 @@
                 <w:sz w:val="24"/>
                 <w:szCs w:val="24"/>
               </w:rPr>
-              <w:object w:dxaOrig="1700" w:dyaOrig="1240" w14:anchorId="2F09520D">
+              <w:object w:dxaOrig="1700" w:dyaOrig="1240" w14:anchorId="0848B254">
                 <v:shapetype id="_x0000_t75" coordsize="21600,21600" o:spt="75" o:preferrelative="t" path="m@4@5l@4@11@9@11@9@5xe" filled="f" stroked="f">
                   <v:stroke joinstyle="miter"/>
                   <v:formulas>
@@ -261,10 +261,10 @@
                   <v:path o:extrusionok="f" gradientshapeok="t" o:connecttype="rect"/>
                   <o:lock v:ext="edit" aspectratio="t"/>
                 </v:shapetype>
-                <v:shape id="_x0000_i1025" type="#_x0000_t75" style="width:84pt;height:62.25pt" o:ole="">
+                <v:shape id="_x0000_i1070" type="#_x0000_t75" style="width:84pt;height:62.25pt" o:ole="">
                   <v:imagedata r:id="rId8" o:title=""/>
                 </v:shape>
-                <o:OLEObject Type="Embed" ProgID="Equation.DSMT4" ShapeID="_x0000_i1025" DrawAspect="Content" ObjectID="_1846088431" r:id="rId9"/>
+                <o:OLEObject Type="Embed" ProgID="Equation.DSMT4" ShapeID="_x0000_i1070" DrawAspect="Content" ObjectID="_1849838885" r:id="rId9"/>
               </w:object>
             </w:r>
           </w:p>
@@ -273,16 +273,17 @@
           <w:tcPr>
             <w:tcW w:w="4414" w:type="dxa"/>
             <w:tcBorders>
-              <w:top w:val="nil"/>
-              <w:left w:val="nil"/>
-              <w:bottom w:val="nil"/>
-              <w:right w:val="nil"/>
+              <w:top w:val="single" w:sz="4" w:space="0" w:color="auto"/>
+              <w:left w:val="single" w:sz="4" w:space="0" w:color="auto"/>
+              <w:bottom w:val="single" w:sz="4" w:space="0" w:color="auto"/>
+              <w:right w:val="single" w:sz="4" w:space="0" w:color="auto"/>
             </w:tcBorders>
             <w:vAlign w:val="center"/>
           </w:tcPr>
           <w:p>
             <w:pPr>
               <w:pStyle w:val="NoSpacing"/>
+              <w:jc w:val="center"/>
               <w:rPr>
                 <w:rFonts w:ascii="Times New Roman" w:hAnsi="Times New Roman" w:cs="Times New Roman"/>
                 <w:sz w:val="24"/>
@@ -297,9 +298,9 @@
                 <w:szCs w:val="24"/>
               </w:rPr>
               <w:drawing>
-                <wp:inline distT="0" distB="0" distL="0" distR="0" wp14:anchorId="10E1546A" wp14:editId="7ABBEAAB">
-                  <wp:extent cx="2590800" cy="1742748"/>
-                  <wp:effectExtent l="0" t="0" r="0" b="0"/>
+                <wp:inline distT="0" distB="0" distL="0" distR="0" wp14:anchorId="4687B1D9" wp14:editId="5EBEB602">
+                  <wp:extent cx="2125522" cy="1429770"/>
+                  <wp:effectExtent l="0" t="0" r="8255" b="0"/>
                   <wp:docPr id="528302452" name="Picture 1" descr="Graphs of parabolas that open upward and to the right."/>
                   <wp:cNvGraphicFramePr>
                     <a:graphicFrameLocks xmlns:a="http://schemas.openxmlformats.org/drawingml/2006/main" noChangeAspect="1"/>
@@ -320,7 +321,7 @@
                         <pic:spPr>
                           <a:xfrm>
                             <a:off x="0" y="0"/>
-                            <a:ext cx="2609515" cy="1755337"/>
+                            <a:ext cx="2148899" cy="1445495"/>
                           </a:xfrm>
                           <a:prstGeom prst="rect">
                             <a:avLst/>
@@ -387,11 +388,11 @@
                 <w:sz w:val="24"/>
                 <w:szCs w:val="24"/>
               </w:rPr>
-              <w:object w:dxaOrig="2180" w:dyaOrig="720" w14:anchorId="139D9272">
-                <v:shape id="_x0000_i1026" type="#_x0000_t75" style="width:108.8pt;height:36.75pt" o:ole="">
+              <w:object w:dxaOrig="2180" w:dyaOrig="720" w14:anchorId="67EDF065">
+                <v:shape id="_x0000_i1071" type="#_x0000_t75" style="width:108.75pt;height:36.75pt" o:ole="">
                   <v:imagedata r:id="rId11" o:title=""/>
                 </v:shape>
-                <o:OLEObject Type="Embed" ProgID="Equation.DSMT4" ShapeID="_x0000_i1026" DrawAspect="Content" ObjectID="_1846088432" r:id="rId12"/>
+                <o:OLEObject Type="Embed" ProgID="Equation.DSMT4" ShapeID="_x0000_i1071" DrawAspect="Content" ObjectID="_1849838886" r:id="rId12"/>
               </w:object>
             </w:r>
           </w:p>
@@ -400,8 +401,8 @@
           <w:tcPr>
             <w:tcW w:w="4414" w:type="dxa"/>
             <w:tcBorders>
-              <w:top w:val="nil"/>
-              <w:bottom w:val="nil"/>
+              <w:top w:val="single" w:sz="4" w:space="0" w:color="auto"/>
+              <w:bottom w:val="single" w:sz="4" w:space="0" w:color="auto"/>
             </w:tcBorders>
             <w:vAlign w:val="center"/>
           </w:tcPr>
@@ -422,17 +423,17 @@
                 <w:szCs w:val="24"/>
               </w:rPr>
               <w:drawing>
-                <wp:anchor distT="0" distB="0" distL="114300" distR="114300" simplePos="0" relativeHeight="251659264" behindDoc="1" locked="0" layoutInCell="1" allowOverlap="1" wp14:anchorId="7CEEEFB4" wp14:editId="397264BF">
+                <wp:anchor distT="0" distB="0" distL="114300" distR="114300" simplePos="0" relativeHeight="251659264" behindDoc="0" locked="0" layoutInCell="1" allowOverlap="1" wp14:anchorId="5559654F" wp14:editId="619067D5">
                   <wp:simplePos x="0" y="0"/>
                   <wp:positionH relativeFrom="column">
-                    <wp:posOffset>-30480</wp:posOffset>
+                    <wp:posOffset>75565</wp:posOffset>
                   </wp:positionH>
                   <wp:positionV relativeFrom="paragraph">
-                    <wp:posOffset>-299720</wp:posOffset>
+                    <wp:posOffset>45720</wp:posOffset>
                   </wp:positionV>
-                  <wp:extent cx="2667000" cy="1622425"/>
+                  <wp:extent cx="2533650" cy="1486535"/>
                   <wp:effectExtent l="0" t="0" r="0" b="0"/>
-                  <wp:wrapSquare wrapText="bothSides"/>
+                  <wp:wrapNone/>
                   <wp:docPr id="2123388742" name="Picture 1" descr="Graphs of ellipses that are stretched more vertically and horizontally."/>
                   <wp:cNvGraphicFramePr>
                     <a:graphicFrameLocks xmlns:a="http://schemas.openxmlformats.org/drawingml/2006/main" noChangeAspect="1"/>
@@ -459,7 +460,7 @@
                         <pic:spPr>
                           <a:xfrm>
                             <a:off x="0" y="0"/>
-                            <a:ext cx="2667000" cy="1622425"/>
+                            <a:ext cx="2533650" cy="1486535"/>
                           </a:xfrm>
                           <a:prstGeom prst="rect">
                             <a:avLst/>
@@ -481,11 +482,91 @@
               </w:drawing>
             </w:r>
           </w:p>
+          <w:p>
+            <w:pPr>
+              <w:pStyle w:val="NoSpacing"/>
+              <w:rPr>
+                <w:rFonts w:ascii="Times New Roman" w:hAnsi="Times New Roman" w:cs="Times New Roman"/>
+                <w:sz w:val="24"/>
+                <w:szCs w:val="24"/>
+              </w:rPr>
+            </w:pPr>
+          </w:p>
+          <w:p>
+            <w:pPr>
+              <w:pStyle w:val="NoSpacing"/>
+              <w:rPr>
+                <w:rFonts w:ascii="Times New Roman" w:hAnsi="Times New Roman" w:cs="Times New Roman"/>
+                <w:sz w:val="24"/>
+                <w:szCs w:val="24"/>
+              </w:rPr>
+            </w:pPr>
+          </w:p>
+          <w:p>
+            <w:pPr>
+              <w:pStyle w:val="NoSpacing"/>
+              <w:rPr>
+                <w:rFonts w:ascii="Times New Roman" w:hAnsi="Times New Roman" w:cs="Times New Roman"/>
+                <w:sz w:val="24"/>
+                <w:szCs w:val="24"/>
+              </w:rPr>
+            </w:pPr>
+          </w:p>
+          <w:p>
+            <w:pPr>
+              <w:pStyle w:val="NoSpacing"/>
+              <w:rPr>
+                <w:rFonts w:ascii="Times New Roman" w:hAnsi="Times New Roman" w:cs="Times New Roman"/>
+                <w:sz w:val="24"/>
+                <w:szCs w:val="24"/>
+              </w:rPr>
+            </w:pPr>
+          </w:p>
+          <w:p>
+            <w:pPr>
+              <w:pStyle w:val="NoSpacing"/>
+              <w:rPr>
+                <w:rFonts w:ascii="Times New Roman" w:hAnsi="Times New Roman" w:cs="Times New Roman"/>
+                <w:sz w:val="24"/>
+                <w:szCs w:val="24"/>
+              </w:rPr>
+            </w:pPr>
+          </w:p>
+          <w:p>
+            <w:pPr>
+              <w:pStyle w:val="NoSpacing"/>
+              <w:rPr>
+                <w:rFonts w:ascii="Times New Roman" w:hAnsi="Times New Roman" w:cs="Times New Roman"/>
+                <w:sz w:val="24"/>
+                <w:szCs w:val="24"/>
+              </w:rPr>
+            </w:pPr>
+          </w:p>
+          <w:p>
+            <w:pPr>
+              <w:pStyle w:val="NoSpacing"/>
+              <w:rPr>
+                <w:rFonts w:ascii="Times New Roman" w:hAnsi="Times New Roman" w:cs="Times New Roman"/>
+                <w:sz w:val="24"/>
+                <w:szCs w:val="24"/>
+              </w:rPr>
+            </w:pPr>
+          </w:p>
+          <w:p>
+            <w:pPr>
+              <w:pStyle w:val="NoSpacing"/>
+              <w:rPr>
+                <w:rFonts w:ascii="Times New Roman" w:hAnsi="Times New Roman" w:cs="Times New Roman"/>
+                <w:sz w:val="24"/>
+                <w:szCs w:val="24"/>
+              </w:rPr>
+            </w:pPr>
+          </w:p>
         </w:tc>
       </w:tr>
       <w:tr>
         <w:trPr>
-          <w:trHeight w:val="1791"/>
+          <w:trHeight w:val="2222"/>
         </w:trPr>
         <w:tc>
           <w:tcPr>
@@ -515,7 +596,7 @@
           <w:tcPr>
             <w:tcW w:w="3087" w:type="dxa"/>
             <w:tcBorders>
-              <w:right w:val="nil"/>
+              <w:right w:val="single" w:sz="4" w:space="0" w:color="auto"/>
             </w:tcBorders>
             <w:vAlign w:val="center"/>
           </w:tcPr>
@@ -535,11 +616,11 @@
                 <w:sz w:val="24"/>
                 <w:szCs w:val="24"/>
               </w:rPr>
-              <w:object w:dxaOrig="2180" w:dyaOrig="1800" w14:anchorId="1F07CB19">
-                <v:shape id="_x0000_i1027" type="#_x0000_t75" style="width:108.8pt;height:90pt" o:ole="">
+              <w:object w:dxaOrig="2180" w:dyaOrig="1800" w14:anchorId="2E2C2F28">
+                <v:shape id="_x0000_i1072" type="#_x0000_t75" style="width:108.75pt;height:90pt" o:ole="">
                   <v:imagedata r:id="rId14" o:title=""/>
                 </v:shape>
-                <o:OLEObject Type="Embed" ProgID="Equation.DSMT4" ShapeID="_x0000_i1027" DrawAspect="Content" ObjectID="_1846088433" r:id="rId15"/>
+                <o:OLEObject Type="Embed" ProgID="Equation.DSMT4" ShapeID="_x0000_i1072" DrawAspect="Content" ObjectID="_1849838887" r:id="rId15"/>
               </w:object>
             </w:r>
           </w:p>
@@ -548,16 +629,17 @@
           <w:tcPr>
             <w:tcW w:w="4414" w:type="dxa"/>
             <w:tcBorders>
-              <w:top w:val="nil"/>
-              <w:left w:val="nil"/>
-              <w:bottom w:val="nil"/>
-              <w:right w:val="nil"/>
+              <w:top w:val="single" w:sz="4" w:space="0" w:color="auto"/>
+              <w:left w:val="single" w:sz="4" w:space="0" w:color="auto"/>
+              <w:bottom w:val="single" w:sz="4" w:space="0" w:color="auto"/>
+              <w:right w:val="single" w:sz="4" w:space="0" w:color="auto"/>
             </w:tcBorders>
             <w:vAlign w:val="center"/>
           </w:tcPr>
           <w:p>
             <w:pPr>
               <w:pStyle w:val="NoSpacing"/>
+              <w:jc w:val="center"/>
               <w:rPr>
                 <w:rFonts w:ascii="Times New Roman" w:hAnsi="Times New Roman" w:cs="Times New Roman"/>
                 <w:sz w:val="24"/>
@@ -572,8 +654,8 @@
                 <w:szCs w:val="24"/>
               </w:rPr>
               <w:drawing>
-                <wp:inline distT="0" distB="0" distL="0" distR="0" wp14:anchorId="367AD73D" wp14:editId="55AC8C23">
-                  <wp:extent cx="2657475" cy="1395174"/>
+                <wp:inline distT="0" distB="0" distL="0" distR="0" wp14:anchorId="7BEC31F0" wp14:editId="2F44C30B">
+                  <wp:extent cx="2657326" cy="1318895"/>
                   <wp:effectExtent l="0" t="0" r="0" b="0"/>
                   <wp:docPr id="1216126280" name="Picture 1" descr="Pictures of hyperbolas that open up/down and left/right."/>
                   <wp:cNvGraphicFramePr>
@@ -595,7 +677,7 @@
                         <pic:spPr>
                           <a:xfrm>
                             <a:off x="0" y="0"/>
-                            <a:ext cx="2672899" cy="1403271"/>
+                            <a:ext cx="2674366" cy="1327352"/>
                           </a:xfrm>
                           <a:prstGeom prst="rect">
                             <a:avLst/>
@@ -633,16 +715,6 @@
           <w:szCs w:val="24"/>
         </w:rPr>
       </w:pPr>
-    </w:p>
-    <w:p>
-      <w:pPr>
-        <w:pStyle w:val="NoSpacing"/>
-        <w:rPr>
-          <w:rFonts w:ascii="Times New Roman" w:hAnsi="Times New Roman" w:cs="Times New Roman"/>
-          <w:sz w:val="24"/>
-          <w:szCs w:val="24"/>
-        </w:rPr>
-      </w:pPr>
       <w:r>
         <w:rPr>
           <w:rFonts w:ascii="Times New Roman" w:hAnsi="Times New Roman" w:cs="Times New Roman"/>
@@ -659,7 +731,7 @@
           <v:shape id="_x0000_i1028" type="#_x0000_t75" style="width:276pt;height:18pt" o:ole="">
             <v:imagedata r:id="rId17" o:title=""/>
           </v:shape>
-          <o:OLEObject Type="Embed" ProgID="Equation.DSMT4" ShapeID="_x0000_i1028" DrawAspect="Content" ObjectID="_1846088434" r:id="rId18"/>
+          <o:OLEObject Type="Embed" ProgID="Equation.DSMT4" ShapeID="_x0000_i1028" DrawAspect="Content" ObjectID="_1849838888" r:id="rId18"/>
         </w:object>
       </w:r>
       <w:r>
@@ -670,6 +742,33 @@
         </w:rPr>
         <w:t>, but we will only work with very simple forms of this equation in MTH 202.  In our class you will be expected to be able to identify quadric surfaces by name and sketch graphs of quadric surfaces.</w:t>
       </w:r>
+    </w:p>
+    <w:p>
+      <w:pPr>
+        <w:rPr>
+          <w:rFonts w:cs="Times New Roman"/>
+          <w:b/>
+          <w:sz w:val="32"/>
+        </w:rPr>
+      </w:pPr>
+    </w:p>
+    <w:p>
+      <w:pPr>
+        <w:rPr>
+          <w:rFonts w:cs="Times New Roman"/>
+          <w:b/>
+          <w:sz w:val="32"/>
+        </w:rPr>
+      </w:pPr>
+    </w:p>
+    <w:p>
+      <w:pPr>
+        <w:rPr>
+          <w:rFonts w:cs="Times New Roman"/>
+          <w:b/>
+          <w:sz w:val="32"/>
+        </w:rPr>
+      </w:pPr>
     </w:p>
     <w:p>
       <w:pPr>
@@ -746,7 +845,25 @@
                 <w:sz w:val="24"/>
                 <w:szCs w:val="24"/>
               </w:rPr>
-              <w:t xml:space="preserve">In order to assist in sketching the graph of a surface, one can set one of the variables equal to a constant to obtain curves of intersection of the surface with planes parallel to the coordinate planes.  These curves are called </w:t>
+              <w:t xml:space="preserve">In order to assist in sketching the graph of a surface, one can set one of the variables equal to a constant </w:t>
+            </w:r>
+            <w:proofErr w:type="gramStart"/>
+            <w:r>
+              <w:rPr>
+                <w:rFonts w:ascii="Times New Roman" w:hAnsi="Times New Roman" w:cs="Times New Roman"/>
+                <w:sz w:val="24"/>
+                <w:szCs w:val="24"/>
+              </w:rPr>
+              <w:t>to obtain</w:t>
+            </w:r>
+            <w:proofErr w:type="gramEnd"/>
+            <w:r>
+              <w:rPr>
+                <w:rFonts w:ascii="Times New Roman" w:hAnsi="Times New Roman" w:cs="Times New Roman"/>
+                <w:sz w:val="24"/>
+                <w:szCs w:val="24"/>
+              </w:rPr>
+              <w:t xml:space="preserve"> curves of intersection of the surface with planes parallel to the coordinate planes.  These curves are called </w:t>
             </w:r>
             <w:r>
               <w:rPr>
@@ -796,7 +913,27 @@
           <w:sz w:val="24"/>
           <w:szCs w:val="24"/>
         </w:rPr>
-        <w:t xml:space="preserve">Note:  In effect, the above process of finding traces is similar to observing the surface by viewing it while “staring down” a particular axis.  </w:t>
+        <w:t xml:space="preserve">Note:  In effect, the above process of finding traces is </w:t>
+      </w:r>
+      <w:proofErr w:type="gramStart"/>
+      <w:r>
+        <w:rPr>
+          <w:rFonts w:ascii="Times New Roman" w:hAnsi="Times New Roman" w:cs="Times New Roman"/>
+          <w:i/>
+          <w:sz w:val="24"/>
+          <w:szCs w:val="24"/>
+        </w:rPr>
+        <w:t>similar to</w:t>
+      </w:r>
+      <w:proofErr w:type="gramEnd"/>
+      <w:r>
+        <w:rPr>
+          <w:rFonts w:ascii="Times New Roman" w:hAnsi="Times New Roman" w:cs="Times New Roman"/>
+          <w:i/>
+          <w:sz w:val="24"/>
+          <w:szCs w:val="24"/>
+        </w:rPr>
+        <w:t xml:space="preserve"> observing the surface by viewing it while “staring down” a particular axis.  </w:t>
       </w:r>
     </w:p>
     <w:p>
@@ -828,6 +965,7 @@
         </w:rPr>
         <w:t xml:space="preserve"> 1</w:t>
       </w:r>
+      <w:proofErr w:type="gramStart"/>
       <w:r>
         <w:rPr>
           <w:rFonts w:ascii="Times New Roman" w:hAnsi="Times New Roman" w:cs="Times New Roman"/>
@@ -852,17 +990,26 @@
           <w:sz w:val="24"/>
           <w:szCs w:val="24"/>
         </w:rPr>
-        <w:t xml:space="preserve">Use traces to sketch the quadric surface given by </w:t>
+        <w:t>Use</w:t>
+      </w:r>
+      <w:proofErr w:type="gramEnd"/>
+      <w:r>
+        <w:rPr>
+          <w:rFonts w:ascii="Times New Roman" w:hAnsi="Times New Roman" w:cs="Times New Roman"/>
+          <w:sz w:val="24"/>
+          <w:szCs w:val="24"/>
+        </w:rPr>
+        <w:t xml:space="preserve"> traces to sketch the quadric surface given by </w:t>
       </w:r>
       <w:r>
         <w:rPr>
           <w:position w:val="-24"/>
         </w:rPr>
         <w:object w:dxaOrig="1579" w:dyaOrig="660" w14:anchorId="2E191BC5">
-          <v:shape id="_x0000_i1029" type="#_x0000_t75" style="width:78.7pt;height:32.25pt" o:ole="">
+          <v:shape id="_x0000_i1029" type="#_x0000_t75" style="width:78.75pt;height:32.25pt" o:ole="">
             <v:imagedata r:id="rId19" o:title=""/>
           </v:shape>
-          <o:OLEObject Type="Embed" ProgID="Equation.DSMT4" ShapeID="_x0000_i1029" DrawAspect="Content" ObjectID="_1846088435" r:id="rId20"/>
+          <o:OLEObject Type="Embed" ProgID="Equation.DSMT4" ShapeID="_x0000_i1029" DrawAspect="Content" ObjectID="_1849838889" r:id="rId20"/>
         </w:object>
       </w:r>
       <w:r>
@@ -927,7 +1074,7 @@
           <v:shape id="_x0000_i1030" type="#_x0000_t75" style="width:27.75pt;height:14.25pt" o:ole="">
             <v:imagedata r:id="rId21" o:title=""/>
           </v:shape>
-          <o:OLEObject Type="Embed" ProgID="Equation.DSMT4" ShapeID="_x0000_i1030" DrawAspect="Content" ObjectID="_1846088436" r:id="rId22"/>
+          <o:OLEObject Type="Embed" ProgID="Equation.DSMT4" ShapeID="_x0000_i1030" DrawAspect="Content" ObjectID="_1849838890" r:id="rId22"/>
         </w:object>
       </w:r>
       <w:r>
@@ -1052,7 +1199,7 @@
           <v:shape id="_x0000_i1031" type="#_x0000_t75" style="width:29.25pt;height:16.5pt" o:ole="">
             <v:imagedata r:id="rId23" o:title=""/>
           </v:shape>
-          <o:OLEObject Type="Embed" ProgID="Equation.DSMT4" ShapeID="_x0000_i1031" DrawAspect="Content" ObjectID="_1846088437" r:id="rId24"/>
+          <o:OLEObject Type="Embed" ProgID="Equation.DSMT4" ShapeID="_x0000_i1031" DrawAspect="Content" ObjectID="_1849838891" r:id="rId24"/>
         </w:object>
       </w:r>
       <w:r>
@@ -1157,7 +1304,7 @@
           <v:shape id="_x0000_i1032" type="#_x0000_t75" style="width:27.75pt;height:13.5pt" o:ole="">
             <v:imagedata r:id="rId25" o:title=""/>
           </v:shape>
-          <o:OLEObject Type="Embed" ProgID="Equation.DSMT4" ShapeID="_x0000_i1032" DrawAspect="Content" ObjectID="_1846088438" r:id="rId26"/>
+          <o:OLEObject Type="Embed" ProgID="Equation.DSMT4" ShapeID="_x0000_i1032" DrawAspect="Content" ObjectID="_1849838892" r:id="rId26"/>
         </w:object>
       </w:r>
       <w:r>
@@ -1233,16 +1380,6 @@
       <w:pPr>
         <w:pStyle w:val="NoSpacing"/>
         <w:jc w:val="center"/>
-        <w:rPr>
-          <w:rFonts w:ascii="Times New Roman" w:hAnsi="Times New Roman" w:cs="Times New Roman"/>
-          <w:sz w:val="24"/>
-          <w:szCs w:val="24"/>
-        </w:rPr>
-      </w:pPr>
-    </w:p>
-    <w:p>
-      <w:pPr>
-        <w:pStyle w:val="NoSpacing"/>
         <w:rPr>
           <w:rFonts w:ascii="Times New Roman" w:hAnsi="Times New Roman" w:cs="Times New Roman"/>
           <w:sz w:val="24"/>
@@ -1404,13 +1541,41 @@
               </w:rPr>
               <w:t>Terminology</w:t>
             </w:r>
+            <w:proofErr w:type="gramStart"/>
             <w:r>
               <w:rPr>
                 <w:rFonts w:ascii="Times New Roman" w:hAnsi="Times New Roman" w:cs="Times New Roman"/>
                 <w:sz w:val="24"/>
                 <w:szCs w:val="24"/>
               </w:rPr>
-              <w:t xml:space="preserve">:  Since all the traces are ellipses the above surface is called an </w:t>
+              <w:t>:  Since</w:t>
+            </w:r>
+            <w:proofErr w:type="gramEnd"/>
+            <w:r>
+              <w:rPr>
+                <w:rFonts w:ascii="Times New Roman" w:hAnsi="Times New Roman" w:cs="Times New Roman"/>
+                <w:sz w:val="24"/>
+                <w:szCs w:val="24"/>
+              </w:rPr>
+              <w:t xml:space="preserve"> all the traces are </w:t>
+            </w:r>
+            <w:proofErr w:type="gramStart"/>
+            <w:r>
+              <w:rPr>
+                <w:rFonts w:ascii="Times New Roman" w:hAnsi="Times New Roman" w:cs="Times New Roman"/>
+                <w:sz w:val="24"/>
+                <w:szCs w:val="24"/>
+              </w:rPr>
+              <w:t>ellipses</w:t>
+            </w:r>
+            <w:proofErr w:type="gramEnd"/>
+            <w:r>
+              <w:rPr>
+                <w:rFonts w:ascii="Times New Roman" w:hAnsi="Times New Roman" w:cs="Times New Roman"/>
+                <w:sz w:val="24"/>
+                <w:szCs w:val="24"/>
+              </w:rPr>
+              <w:t xml:space="preserve"> the above surface is called an </w:t>
             </w:r>
           </w:p>
           <w:p>
@@ -1457,6 +1622,7 @@
         </w:rPr>
         <w:t xml:space="preserve"> 2</w:t>
       </w:r>
+      <w:proofErr w:type="gramStart"/>
       <w:r>
         <w:rPr>
           <w:rFonts w:ascii="Times New Roman" w:hAnsi="Times New Roman" w:cs="Times New Roman"/>
@@ -1481,7 +1647,16 @@
           <w:sz w:val="24"/>
           <w:szCs w:val="24"/>
         </w:rPr>
-        <w:t xml:space="preserve">Use traces to sketch the surface given by </w:t>
+        <w:t>Use</w:t>
+      </w:r>
+      <w:proofErr w:type="gramEnd"/>
+      <w:r>
+        <w:rPr>
+          <w:rFonts w:ascii="Times New Roman" w:hAnsi="Times New Roman" w:cs="Times New Roman"/>
+          <w:sz w:val="24"/>
+          <w:szCs w:val="24"/>
+        </w:rPr>
+        <w:t xml:space="preserve"> traces to sketch the surface given by </w:t>
       </w:r>
       <w:r>
         <w:rPr>
@@ -1491,7 +1666,7 @@
           <v:shape id="_x0000_i1033" type="#_x0000_t75" style="width:54.75pt;height:18pt" o:ole="">
             <v:imagedata r:id="rId27" o:title=""/>
           </v:shape>
-          <o:OLEObject Type="Embed" ProgID="Equation.DSMT4" ShapeID="_x0000_i1033" DrawAspect="Content" ObjectID="_1846088439" r:id="rId28"/>
+          <o:OLEObject Type="Embed" ProgID="Equation.DSMT4" ShapeID="_x0000_i1033" DrawAspect="Content" ObjectID="_1849838893" r:id="rId28"/>
         </w:object>
       </w:r>
       <w:r>
@@ -1556,7 +1731,7 @@
           <v:shape id="_x0000_i1034" type="#_x0000_t75" style="width:27.75pt;height:14.25pt" o:ole="">
             <v:imagedata r:id="rId21" o:title=""/>
           </v:shape>
-          <o:OLEObject Type="Embed" ProgID="Equation.DSMT4" ShapeID="_x0000_i1034" DrawAspect="Content" ObjectID="_1846088440" r:id="rId29"/>
+          <o:OLEObject Type="Embed" ProgID="Equation.DSMT4" ShapeID="_x0000_i1034" DrawAspect="Content" ObjectID="_1849838894" r:id="rId29"/>
         </w:object>
       </w:r>
       <w:r>
@@ -1656,7 +1831,7 @@
           <v:shape id="_x0000_i1035" type="#_x0000_t75" style="width:29.25pt;height:16.5pt" o:ole="">
             <v:imagedata r:id="rId23" o:title=""/>
           </v:shape>
-          <o:OLEObject Type="Embed" ProgID="Equation.DSMT4" ShapeID="_x0000_i1035" DrawAspect="Content" ObjectID="_1846088441" r:id="rId30"/>
+          <o:OLEObject Type="Embed" ProgID="Equation.DSMT4" ShapeID="_x0000_i1035" DrawAspect="Content" ObjectID="_1849838895" r:id="rId30"/>
         </w:object>
       </w:r>
       <w:r>
@@ -1751,7 +1926,7 @@
           <v:shape id="_x0000_i1036" type="#_x0000_t75" style="width:27.75pt;height:13.5pt" o:ole="">
             <v:imagedata r:id="rId25" o:title=""/>
           </v:shape>
-          <o:OLEObject Type="Embed" ProgID="Equation.DSMT4" ShapeID="_x0000_i1036" DrawAspect="Content" ObjectID="_1846088442" r:id="rId31"/>
+          <o:OLEObject Type="Embed" ProgID="Equation.DSMT4" ShapeID="_x0000_i1036" DrawAspect="Content" ObjectID="_1849838896" r:id="rId31"/>
         </w:object>
       </w:r>
       <w:r>
@@ -1930,7 +2105,18 @@
           <w:szCs w:val="24"/>
           <w:u w:val="single"/>
         </w:rPr>
-        <w:t>Example 3:</w:t>
+        <w:t>Example 3</w:t>
+      </w:r>
+      <w:proofErr w:type="gramStart"/>
+      <w:r>
+        <w:rPr>
+          <w:rFonts w:ascii="Times New Roman" w:hAnsi="Times New Roman" w:cs="Times New Roman"/>
+          <w:b/>
+          <w:sz w:val="24"/>
+          <w:szCs w:val="24"/>
+          <w:u w:val="single"/>
+        </w:rPr>
+        <w:t>:</w:t>
       </w:r>
       <w:r>
         <w:rPr>
@@ -1946,17 +2132,26 @@
           <w:sz w:val="24"/>
           <w:szCs w:val="24"/>
         </w:rPr>
-        <w:t xml:space="preserve">Use traces to sketch the surface given by </w:t>
+        <w:t>Use</w:t>
+      </w:r>
+      <w:proofErr w:type="gramEnd"/>
+      <w:r>
+        <w:rPr>
+          <w:rFonts w:ascii="Times New Roman" w:hAnsi="Times New Roman" w:cs="Times New Roman"/>
+          <w:sz w:val="24"/>
+          <w:szCs w:val="24"/>
+        </w:rPr>
+        <w:t xml:space="preserve"> traces to sketch the surface given by </w:t>
       </w:r>
       <w:r>
         <w:rPr>
           <w:position w:val="-10"/>
         </w:rPr>
         <w:object w:dxaOrig="1400" w:dyaOrig="360" w14:anchorId="4FCDB869">
-          <v:shape id="_x0000_i1037" type="#_x0000_t75" style="width:69.7pt;height:18pt" o:ole="">
+          <v:shape id="_x0000_i1037" type="#_x0000_t75" style="width:69.75pt;height:18pt" o:ole="">
             <v:imagedata r:id="rId32" o:title=""/>
           </v:shape>
-          <o:OLEObject Type="Embed" ProgID="Equation.DSMT4" ShapeID="_x0000_i1037" DrawAspect="Content" ObjectID="_1846088443" r:id="rId33"/>
+          <o:OLEObject Type="Embed" ProgID="Equation.DSMT4" ShapeID="_x0000_i1037" DrawAspect="Content" ObjectID="_1849838897" r:id="rId33"/>
         </w:object>
       </w:r>
       <w:r>
@@ -2021,7 +2216,7 @@
           <v:shape id="_x0000_i1038" type="#_x0000_t75" style="width:27.75pt;height:14.25pt" o:ole="">
             <v:imagedata r:id="rId21" o:title=""/>
           </v:shape>
-          <o:OLEObject Type="Embed" ProgID="Equation.DSMT4" ShapeID="_x0000_i1038" DrawAspect="Content" ObjectID="_1846088444" r:id="rId34"/>
+          <o:OLEObject Type="Embed" ProgID="Equation.DSMT4" ShapeID="_x0000_i1038" DrawAspect="Content" ObjectID="_1849838898" r:id="rId34"/>
         </w:object>
       </w:r>
       <w:r>
@@ -2116,7 +2311,7 @@
           <v:shape id="_x0000_i1039" type="#_x0000_t75" style="width:29.25pt;height:16.5pt" o:ole="">
             <v:imagedata r:id="rId23" o:title=""/>
           </v:shape>
-          <o:OLEObject Type="Embed" ProgID="Equation.DSMT4" ShapeID="_x0000_i1039" DrawAspect="Content" ObjectID="_1846088445" r:id="rId35"/>
+          <o:OLEObject Type="Embed" ProgID="Equation.DSMT4" ShapeID="_x0000_i1039" DrawAspect="Content" ObjectID="_1849838899" r:id="rId35"/>
         </w:object>
       </w:r>
       <w:r>
@@ -2206,7 +2401,7 @@
           <v:shape id="_x0000_i1040" type="#_x0000_t75" style="width:27.75pt;height:13.5pt" o:ole="">
             <v:imagedata r:id="rId25" o:title=""/>
           </v:shape>
-          <o:OLEObject Type="Embed" ProgID="Equation.DSMT4" ShapeID="_x0000_i1040" DrawAspect="Content" ObjectID="_1846088446" r:id="rId36"/>
+          <o:OLEObject Type="Embed" ProgID="Equation.DSMT4" ShapeID="_x0000_i1040" DrawAspect="Content" ObjectID="_1849838900" r:id="rId36"/>
         </w:object>
       </w:r>
       <w:r>
@@ -2893,6 +3088,7 @@
         </w:rPr>
         <w:t xml:space="preserve"> 4</w:t>
       </w:r>
+      <w:proofErr w:type="gramStart"/>
       <w:r>
         <w:rPr>
           <w:rFonts w:ascii="Times New Roman" w:hAnsi="Times New Roman" w:cs="Times New Roman"/>
@@ -2918,7 +3114,16 @@
           <w:sz w:val="24"/>
           <w:szCs w:val="24"/>
         </w:rPr>
-        <w:t xml:space="preserve">Use traces to sketch the surface given by </w:t>
+        <w:t>Use</w:t>
+      </w:r>
+      <w:proofErr w:type="gramEnd"/>
+      <w:r>
+        <w:rPr>
+          <w:rFonts w:ascii="Times New Roman" w:hAnsi="Times New Roman" w:cs="Times New Roman"/>
+          <w:sz w:val="24"/>
+          <w:szCs w:val="24"/>
+        </w:rPr>
+        <w:t xml:space="preserve"> traces to sketch the surface given by </w:t>
       </w:r>
       <w:r>
         <w:rPr>
@@ -2928,7 +3133,7 @@
           <v:shape id="_x0000_i1041" type="#_x0000_t75" style="width:60.75pt;height:32.25pt" o:ole="">
             <v:imagedata r:id="rId40" o:title=""/>
           </v:shape>
-          <o:OLEObject Type="Embed" ProgID="Equation.DSMT4" ShapeID="_x0000_i1041" DrawAspect="Content" ObjectID="_1846088447" r:id="rId41"/>
+          <o:OLEObject Type="Embed" ProgID="Equation.DSMT4" ShapeID="_x0000_i1041" DrawAspect="Content" ObjectID="_1849838901" r:id="rId41"/>
         </w:object>
       </w:r>
       <w:r>
@@ -2983,7 +3188,7 @@
           <v:shape id="_x0000_i1042" type="#_x0000_t75" style="width:27.75pt;height:14.25pt" o:ole="">
             <v:imagedata r:id="rId21" o:title=""/>
           </v:shape>
-          <o:OLEObject Type="Embed" ProgID="Equation.DSMT4" ShapeID="_x0000_i1042" DrawAspect="Content" ObjectID="_1846088448" r:id="rId42"/>
+          <o:OLEObject Type="Embed" ProgID="Equation.DSMT4" ShapeID="_x0000_i1042" DrawAspect="Content" ObjectID="_1849838902" r:id="rId42"/>
         </w:object>
       </w:r>
       <w:r>
@@ -3073,7 +3278,7 @@
           <v:shape id="_x0000_i1043" type="#_x0000_t75" style="width:29.25pt;height:16.5pt" o:ole="">
             <v:imagedata r:id="rId23" o:title=""/>
           </v:shape>
-          <o:OLEObject Type="Embed" ProgID="Equation.DSMT4" ShapeID="_x0000_i1043" DrawAspect="Content" ObjectID="_1846088449" r:id="rId43"/>
+          <o:OLEObject Type="Embed" ProgID="Equation.DSMT4" ShapeID="_x0000_i1043" DrawAspect="Content" ObjectID="_1849838903" r:id="rId43"/>
         </w:object>
       </w:r>
       <w:r>
@@ -3168,7 +3373,7 @@
           <v:shape id="_x0000_i1044" type="#_x0000_t75" style="width:27.75pt;height:13.5pt" o:ole="">
             <v:imagedata r:id="rId25" o:title=""/>
           </v:shape>
-          <o:OLEObject Type="Embed" ProgID="Equation.DSMT4" ShapeID="_x0000_i1044" DrawAspect="Content" ObjectID="_1846088450" r:id="rId44"/>
+          <o:OLEObject Type="Embed" ProgID="Equation.DSMT4" ShapeID="_x0000_i1044" DrawAspect="Content" ObjectID="_1849838904" r:id="rId44"/>
         </w:object>
       </w:r>
       <w:r>
@@ -3320,7 +3525,25 @@
                 <w:sz w:val="24"/>
                 <w:szCs w:val="24"/>
               </w:rPr>
-              <w:t>.  Its trace curves are ellipses and hyperbolas (in some cases the hyperbolas are degenerate).</w:t>
+              <w:t xml:space="preserve">.  Its trace curves are ellipses and hyperbolas (in some cases the </w:t>
+            </w:r>
+            <w:proofErr w:type="gramStart"/>
+            <w:r>
+              <w:rPr>
+                <w:rFonts w:ascii="Times New Roman" w:hAnsi="Times New Roman" w:cs="Times New Roman"/>
+                <w:sz w:val="24"/>
+                <w:szCs w:val="24"/>
+              </w:rPr>
+              <w:t>hyperbolas are</w:t>
+            </w:r>
+            <w:proofErr w:type="gramEnd"/>
+            <w:r>
+              <w:rPr>
+                <w:rFonts w:ascii="Times New Roman" w:hAnsi="Times New Roman" w:cs="Times New Roman"/>
+                <w:sz w:val="24"/>
+                <w:szCs w:val="24"/>
+              </w:rPr>
+              <w:t xml:space="preserve"> degenerate).</w:t>
             </w:r>
           </w:p>
           <w:p>
@@ -3354,6 +3577,7 @@
           <w:szCs w:val="24"/>
           <w:u w:val="single"/>
         </w:rPr>
+        <w:lastRenderedPageBreak/>
         <w:t>Example</w:t>
       </w:r>
       <w:r>
@@ -3366,6 +3590,7 @@
         </w:rPr>
         <w:t xml:space="preserve"> 5</w:t>
       </w:r>
+      <w:proofErr w:type="gramStart"/>
       <w:r>
         <w:rPr>
           <w:rFonts w:ascii="Times New Roman" w:hAnsi="Times New Roman" w:cs="Times New Roman"/>
@@ -3390,7 +3615,16 @@
           <w:sz w:val="24"/>
           <w:szCs w:val="24"/>
         </w:rPr>
-        <w:t xml:space="preserve">Use traces to sketch the surface given by </w:t>
+        <w:t>Use</w:t>
+      </w:r>
+      <w:proofErr w:type="gramEnd"/>
+      <w:r>
+        <w:rPr>
+          <w:rFonts w:ascii="Times New Roman" w:hAnsi="Times New Roman" w:cs="Times New Roman"/>
+          <w:sz w:val="24"/>
+          <w:szCs w:val="24"/>
+        </w:rPr>
+        <w:t xml:space="preserve"> traces to sketch the surface given by </w:t>
       </w:r>
       <w:r>
         <w:rPr>
@@ -3400,7 +3634,7 @@
           <v:shape id="_x0000_i1045" type="#_x0000_t75" style="width:77.25pt;height:32.25pt" o:ole="">
             <v:imagedata r:id="rId45" o:title=""/>
           </v:shape>
-          <o:OLEObject Type="Embed" ProgID="Equation.DSMT4" ShapeID="_x0000_i1045" DrawAspect="Content" ObjectID="_1846088451" r:id="rId46"/>
+          <o:OLEObject Type="Embed" ProgID="Equation.DSMT4" ShapeID="_x0000_i1045" DrawAspect="Content" ObjectID="_1849838905" r:id="rId46"/>
         </w:object>
       </w:r>
       <w:r>
@@ -3466,7 +3700,7 @@
           <v:shape id="_x0000_i1046" type="#_x0000_t75" style="width:27.75pt;height:14.25pt" o:ole="">
             <v:imagedata r:id="rId21" o:title=""/>
           </v:shape>
-          <o:OLEObject Type="Embed" ProgID="Equation.DSMT4" ShapeID="_x0000_i1046" DrawAspect="Content" ObjectID="_1846088452" r:id="rId47"/>
+          <o:OLEObject Type="Embed" ProgID="Equation.DSMT4" ShapeID="_x0000_i1046" DrawAspect="Content" ObjectID="_1849838906" r:id="rId47"/>
         </w:object>
       </w:r>
       <w:r>
@@ -3561,7 +3795,7 @@
           <v:shape id="_x0000_i1047" type="#_x0000_t75" style="width:29.25pt;height:16.5pt" o:ole="">
             <v:imagedata r:id="rId23" o:title=""/>
           </v:shape>
-          <o:OLEObject Type="Embed" ProgID="Equation.DSMT4" ShapeID="_x0000_i1047" DrawAspect="Content" ObjectID="_1846088453" r:id="rId48"/>
+          <o:OLEObject Type="Embed" ProgID="Equation.DSMT4" ShapeID="_x0000_i1047" DrawAspect="Content" ObjectID="_1849838907" r:id="rId48"/>
         </w:object>
       </w:r>
       <w:r>
@@ -3646,7 +3880,7 @@
           <v:shape id="_x0000_i1048" type="#_x0000_t75" style="width:27.75pt;height:13.5pt" o:ole="">
             <v:imagedata r:id="rId25" o:title=""/>
           </v:shape>
-          <o:OLEObject Type="Embed" ProgID="Equation.DSMT4" ShapeID="_x0000_i1048" DrawAspect="Content" ObjectID="_1846088454" r:id="rId49"/>
+          <o:OLEObject Type="Embed" ProgID="Equation.DSMT4" ShapeID="_x0000_i1048" DrawAspect="Content" ObjectID="_1849838908" r:id="rId49"/>
         </w:object>
       </w:r>
       <w:r>
@@ -3832,7 +4066,18 @@
           <w:szCs w:val="24"/>
           <w:u w:val="single"/>
         </w:rPr>
-        <w:t>Example 6:</w:t>
+        <w:t>Example 6</w:t>
+      </w:r>
+      <w:proofErr w:type="gramStart"/>
+      <w:r>
+        <w:rPr>
+          <w:rFonts w:ascii="Times New Roman" w:hAnsi="Times New Roman" w:cs="Times New Roman"/>
+          <w:b/>
+          <w:sz w:val="24"/>
+          <w:szCs w:val="24"/>
+          <w:u w:val="single"/>
+        </w:rPr>
+        <w:t>:</w:t>
       </w:r>
       <w:r>
         <w:rPr>
@@ -3848,17 +4093,26 @@
           <w:sz w:val="24"/>
           <w:szCs w:val="24"/>
         </w:rPr>
-        <w:t xml:space="preserve">Use traces to sketch the surface given by </w:t>
+        <w:t>Use</w:t>
+      </w:r>
+      <w:proofErr w:type="gramEnd"/>
+      <w:r>
+        <w:rPr>
+          <w:rFonts w:ascii="Times New Roman" w:hAnsi="Times New Roman" w:cs="Times New Roman"/>
+          <w:sz w:val="24"/>
+          <w:szCs w:val="24"/>
+        </w:rPr>
+        <w:t xml:space="preserve"> traces to sketch the surface given by </w:t>
       </w:r>
       <w:r>
         <w:rPr>
           <w:position w:val="-24"/>
         </w:rPr>
         <w:object w:dxaOrig="1719" w:dyaOrig="660" w14:anchorId="03C0C9D1">
-          <v:shape id="_x0000_i1049" type="#_x0000_t75" style="width:86.2pt;height:32.25pt" o:ole="">
+          <v:shape id="_x0000_i1049" type="#_x0000_t75" style="width:86.25pt;height:32.25pt" o:ole="">
             <v:imagedata r:id="rId50" o:title=""/>
           </v:shape>
-          <o:OLEObject Type="Embed" ProgID="Equation.DSMT4" ShapeID="_x0000_i1049" DrawAspect="Content" ObjectID="_1846088455" r:id="rId51"/>
+          <o:OLEObject Type="Embed" ProgID="Equation.DSMT4" ShapeID="_x0000_i1049" DrawAspect="Content" ObjectID="_1849838909" r:id="rId51"/>
         </w:object>
       </w:r>
       <w:r>
@@ -3924,7 +4178,7 @@
           <v:shape id="_x0000_i1050" type="#_x0000_t75" style="width:27.75pt;height:14.25pt" o:ole="">
             <v:imagedata r:id="rId21" o:title=""/>
           </v:shape>
-          <o:OLEObject Type="Embed" ProgID="Equation.DSMT4" ShapeID="_x0000_i1050" DrawAspect="Content" ObjectID="_1846088456" r:id="rId52"/>
+          <o:OLEObject Type="Embed" ProgID="Equation.DSMT4" ShapeID="_x0000_i1050" DrawAspect="Content" ObjectID="_1849838910" r:id="rId52"/>
         </w:object>
       </w:r>
       <w:r>
@@ -4014,7 +4268,7 @@
           <v:shape id="_x0000_i1051" type="#_x0000_t75" style="width:29.25pt;height:16.5pt" o:ole="">
             <v:imagedata r:id="rId23" o:title=""/>
           </v:shape>
-          <o:OLEObject Type="Embed" ProgID="Equation.DSMT4" ShapeID="_x0000_i1051" DrawAspect="Content" ObjectID="_1846088457" r:id="rId53"/>
+          <o:OLEObject Type="Embed" ProgID="Equation.DSMT4" ShapeID="_x0000_i1051" DrawAspect="Content" ObjectID="_1849838911" r:id="rId53"/>
         </w:object>
       </w:r>
       <w:r>
@@ -4099,7 +4353,7 @@
           <v:shape id="_x0000_i1052" type="#_x0000_t75" style="width:27.75pt;height:13.5pt" o:ole="">
             <v:imagedata r:id="rId25" o:title=""/>
           </v:shape>
-          <o:OLEObject Type="Embed" ProgID="Equation.DSMT4" ShapeID="_x0000_i1052" DrawAspect="Content" ObjectID="_1846088458" r:id="rId54"/>
+          <o:OLEObject Type="Embed" ProgID="Equation.DSMT4" ShapeID="_x0000_i1052" DrawAspect="Content" ObjectID="_1849838912" r:id="rId54"/>
         </w:object>
       </w:r>
       <w:r>
@@ -4299,6 +4553,7 @@
           <w:szCs w:val="32"/>
           <w:u w:val="single"/>
         </w:rPr>
+        <w:lastRenderedPageBreak/>
         <w:t>Quadric Classification Decision Tree:</w:t>
       </w:r>
       <w:r>
@@ -4562,7 +4817,7 @@
                                   <v:shape id="_x0000_i1054" type="#_x0000_t75" style="width:60pt;height:32.25pt" o:ole="">
                                     <v:imagedata r:id="rId57" o:title=""/>
                                   </v:shape>
-                                  <o:OLEObject Type="Embed" ProgID="Equation.DSMT4" ShapeID="_x0000_i1054" DrawAspect="Content" ObjectID="_1846088467" r:id="rId58"/>
+                                  <o:OLEObject Type="Embed" ProgID="Equation.DSMT4" ShapeID="_x0000_i1054" DrawAspect="Content" ObjectID="_1849838921" r:id="rId58"/>
                                 </w:object>
                               </w:r>
                             </w:p>
@@ -4587,7 +4842,27 @@
                                   <w:sz w:val="24"/>
                                   <w:szCs w:val="24"/>
                                 </w:rPr>
-                                <w:t>Two squared terms of different signs added together represents a hyperbola.</w:t>
+                                <w:t xml:space="preserve">Two squared terms of different signs added together </w:t>
+                              </w:r>
+                              <w:proofErr w:type="gramStart"/>
+                              <w:r>
+                                <w:rPr>
+                                  <w:rFonts w:ascii="Times New Roman" w:eastAsiaTheme="minorEastAsia" w:hAnsi="Times New Roman" w:cs="Times New Roman"/>
+                                  <w:iCs/>
+                                  <w:sz w:val="24"/>
+                                  <w:szCs w:val="24"/>
+                                </w:rPr>
+                                <w:t>represents</w:t>
+                              </w:r>
+                              <w:proofErr w:type="gramEnd"/>
+                              <w:r>
+                                <w:rPr>
+                                  <w:rFonts w:ascii="Times New Roman" w:eastAsiaTheme="minorEastAsia" w:hAnsi="Times New Roman" w:cs="Times New Roman"/>
+                                  <w:iCs/>
+                                  <w:sz w:val="24"/>
+                                  <w:szCs w:val="24"/>
+                                </w:rPr>
+                                <w:t xml:space="preserve"> a hyperbola.</w:t>
                               </w:r>
                             </w:p>
                             <w:p>
@@ -4621,7 +4896,7 @@
                                   <v:shape id="_x0000_i1056" type="#_x0000_t75" style="width:60pt;height:32.25pt" o:ole="">
                                     <v:imagedata r:id="rId59" o:title=""/>
                                   </v:shape>
-                                  <o:OLEObject Type="Embed" ProgID="Equation.DSMT4" ShapeID="_x0000_i1056" DrawAspect="Content" ObjectID="_1846088468" r:id="rId60"/>
+                                  <o:OLEObject Type="Embed" ProgID="Equation.DSMT4" ShapeID="_x0000_i1056" DrawAspect="Content" ObjectID="_1849838922" r:id="rId60"/>
                                 </w:object>
                               </w:r>
                             </w:p>
@@ -4678,7 +4953,7 @@
                                   <v:shape id="_x0000_i1058" type="#_x0000_t75" style="width:54.75pt;height:32.25pt" o:ole="">
                                     <v:imagedata r:id="rId61" o:title=""/>
                                   </v:shape>
-                                  <o:OLEObject Type="Embed" ProgID="Equation.DSMT4" ShapeID="_x0000_i1058" DrawAspect="Content" ObjectID="_1846088469" r:id="rId62"/>
+                                  <o:OLEObject Type="Embed" ProgID="Equation.DSMT4" ShapeID="_x0000_i1058" DrawAspect="Content" ObjectID="_1849838923" r:id="rId62"/>
                                 </w:object>
                               </w:r>
                               <w:r>
@@ -5400,7 +5675,7 @@
                 <v:shape id="_x0000_i1059" type="#_x0000_t75" style="width:81pt;height:33.75pt" o:ole="">
                   <v:imagedata r:id="rId81" o:title=""/>
                 </v:shape>
-                <o:OLEObject Type="Embed" ProgID="Equation.DSMT4" ShapeID="_x0000_i1059" DrawAspect="Content" ObjectID="_1846088459" r:id="rId82"/>
+                <o:OLEObject Type="Embed" ProgID="Equation.DSMT4" ShapeID="_x0000_i1059" DrawAspect="Content" ObjectID="_1849838913" r:id="rId82"/>
               </w:object>
             </w:r>
           </w:p>
@@ -5484,7 +5759,7 @@
                 <v:shape id="_x0000_i1060" type="#_x0000_t75" style="width:60.75pt;height:33.75pt" o:ole="">
                   <v:imagedata r:id="rId83" o:title=""/>
                 </v:shape>
-                <o:OLEObject Type="Embed" ProgID="Equation.DSMT4" ShapeID="_x0000_i1060" DrawAspect="Content" ObjectID="_1846088460" r:id="rId84"/>
+                <o:OLEObject Type="Embed" ProgID="Equation.DSMT4" ShapeID="_x0000_i1060" DrawAspect="Content" ObjectID="_1849838914" r:id="rId84"/>
               </w:object>
             </w:r>
           </w:p>
@@ -5568,7 +5843,7 @@
                 <v:shape id="_x0000_i1061" type="#_x0000_t75" style="width:60.75pt;height:33.75pt" o:ole="">
                   <v:imagedata r:id="rId85" o:title=""/>
                 </v:shape>
-                <o:OLEObject Type="Embed" ProgID="Equation.DSMT4" ShapeID="_x0000_i1061" DrawAspect="Content" ObjectID="_1846088461" r:id="rId86"/>
+                <o:OLEObject Type="Embed" ProgID="Equation.DSMT4" ShapeID="_x0000_i1061" DrawAspect="Content" ObjectID="_1849838915" r:id="rId86"/>
               </w:object>
             </w:r>
           </w:p>
@@ -5652,7 +5927,7 @@
                 <v:shape id="_x0000_i1062" type="#_x0000_t75" style="width:66pt;height:33.75pt" o:ole="">
                   <v:imagedata r:id="rId87" o:title=""/>
                 </v:shape>
-                <o:OLEObject Type="Embed" ProgID="Equation.DSMT4" ShapeID="_x0000_i1062" DrawAspect="Content" ObjectID="_1846088462" r:id="rId88"/>
+                <o:OLEObject Type="Embed" ProgID="Equation.DSMT4" ShapeID="_x0000_i1062" DrawAspect="Content" ObjectID="_1849838916" r:id="rId88"/>
               </w:object>
             </w:r>
           </w:p>
@@ -5736,7 +6011,7 @@
                 <v:shape id="_x0000_i1063" type="#_x0000_t75" style="width:81pt;height:33.75pt" o:ole="">
                   <v:imagedata r:id="rId89" o:title=""/>
                 </v:shape>
-                <o:OLEObject Type="Embed" ProgID="Equation.DSMT4" ShapeID="_x0000_i1063" DrawAspect="Content" ObjectID="_1846088463" r:id="rId90"/>
+                <o:OLEObject Type="Embed" ProgID="Equation.DSMT4" ShapeID="_x0000_i1063" DrawAspect="Content" ObjectID="_1849838917" r:id="rId90"/>
               </w:object>
             </w:r>
           </w:p>
@@ -5792,8 +6067,18 @@
                 <w:sz w:val="24"/>
                 <w:szCs w:val="24"/>
               </w:rPr>
-              <w:t>Ellipse Hyberpola</w:t>
+              <w:t xml:space="preserve">Ellipse </w:t>
             </w:r>
+            <w:proofErr w:type="spellStart"/>
+            <w:r>
+              <w:rPr>
+                <w:rFonts w:ascii="Times New Roman" w:hAnsi="Times New Roman" w:cs="Times New Roman"/>
+                <w:sz w:val="24"/>
+                <w:szCs w:val="24"/>
+              </w:rPr>
+              <w:t>Hyberpola</w:t>
+            </w:r>
+            <w:proofErr w:type="spellEnd"/>
           </w:p>
         </w:tc>
         <w:tc>
@@ -5820,7 +6105,7 @@
                 <v:shape id="_x0000_i1064" type="#_x0000_t75" style="width:89.25pt;height:33.75pt" o:ole="">
                   <v:imagedata r:id="rId91" o:title=""/>
                 </v:shape>
-                <o:OLEObject Type="Embed" ProgID="Equation.DSMT4" ShapeID="_x0000_i1064" DrawAspect="Content" ObjectID="_1846088464" r:id="rId92"/>
+                <o:OLEObject Type="Embed" ProgID="Equation.DSMT4" ShapeID="_x0000_i1064" DrawAspect="Content" ObjectID="_1849838918" r:id="rId92"/>
               </w:object>
             </w:r>
           </w:p>
@@ -5844,7 +6129,27 @@
           <w:sz w:val="24"/>
           <w:szCs w:val="24"/>
         </w:rPr>
-        <w:t xml:space="preserve">Note:  The reason that the table says “Possible Equation Form” is that the roles of x, y, and z may be interchanged.  Also it is possible that shifts along the x, y, or z axis occur.  The next example illustrates these ideas.  </w:t>
+        <w:t xml:space="preserve">Note:  The reason that the table says “Possible Equation Form” is that the roles of x, y, and z may be interchanged.  </w:t>
+      </w:r>
+      <w:proofErr w:type="gramStart"/>
+      <w:r>
+        <w:rPr>
+          <w:rFonts w:ascii="Times New Roman" w:hAnsi="Times New Roman" w:cs="Times New Roman"/>
+          <w:i/>
+          <w:sz w:val="24"/>
+          <w:szCs w:val="24"/>
+        </w:rPr>
+        <w:t>Also</w:t>
+      </w:r>
+      <w:proofErr w:type="gramEnd"/>
+      <w:r>
+        <w:rPr>
+          <w:rFonts w:ascii="Times New Roman" w:hAnsi="Times New Roman" w:cs="Times New Roman"/>
+          <w:i/>
+          <w:sz w:val="24"/>
+          <w:szCs w:val="24"/>
+        </w:rPr>
+        <w:t xml:space="preserve"> it is possible that shifts along the x, y, or z axis occur.  The next example illustrates these ideas.  </w:t>
       </w:r>
     </w:p>
     <w:p>
@@ -5864,15 +6169,36 @@
           <w:szCs w:val="24"/>
           <w:u w:val="single"/>
         </w:rPr>
-        <w:t>Example 7:</w:t>
-      </w:r>
-      <w:r>
-        <w:rPr>
-          <w:rFonts w:ascii="Times New Roman" w:hAnsi="Times New Roman" w:cs="Times New Roman"/>
-          <w:sz w:val="24"/>
-          <w:szCs w:val="24"/>
-        </w:rPr>
-        <w:t xml:space="preserve">  Identify the quadric surface determined by each of the following equations.</w:t>
+        <w:lastRenderedPageBreak/>
+        <w:t>Example 7</w:t>
+      </w:r>
+      <w:proofErr w:type="gramStart"/>
+      <w:r>
+        <w:rPr>
+          <w:rFonts w:ascii="Times New Roman" w:hAnsi="Times New Roman" w:cs="Times New Roman"/>
+          <w:b/>
+          <w:sz w:val="24"/>
+          <w:szCs w:val="24"/>
+          <w:u w:val="single"/>
+        </w:rPr>
+        <w:t>:</w:t>
+      </w:r>
+      <w:r>
+        <w:rPr>
+          <w:rFonts w:ascii="Times New Roman" w:hAnsi="Times New Roman" w:cs="Times New Roman"/>
+          <w:sz w:val="24"/>
+          <w:szCs w:val="24"/>
+        </w:rPr>
+        <w:t xml:space="preserve">  Identify</w:t>
+      </w:r>
+      <w:proofErr w:type="gramEnd"/>
+      <w:r>
+        <w:rPr>
+          <w:rFonts w:ascii="Times New Roman" w:hAnsi="Times New Roman" w:cs="Times New Roman"/>
+          <w:sz w:val="24"/>
+          <w:szCs w:val="24"/>
+        </w:rPr>
+        <w:t xml:space="preserve"> the quadric surface determined by each of the following equations.</w:t>
       </w:r>
     </w:p>
     <w:p>
@@ -5903,10 +6229,10 @@
           <w:position w:val="-24"/>
         </w:rPr>
         <w:object w:dxaOrig="1719" w:dyaOrig="660" w14:anchorId="64D6DC0A">
-          <v:shape id="_x0000_i1065" type="#_x0000_t75" style="width:86.2pt;height:33.75pt" o:ole="">
+          <v:shape id="_x0000_i1065" type="#_x0000_t75" style="width:86.25pt;height:33.75pt" o:ole="">
             <v:imagedata r:id="rId93" o:title=""/>
           </v:shape>
-          <o:OLEObject Type="Embed" ProgID="Equation.DSMT4" ShapeID="_x0000_i1065" DrawAspect="Content" ObjectID="_1846088465" r:id="rId94"/>
+          <o:OLEObject Type="Embed" ProgID="Equation.DSMT4" ShapeID="_x0000_i1065" DrawAspect="Content" ObjectID="_1849838919" r:id="rId94"/>
         </w:object>
       </w:r>
       <w:r>
@@ -6159,7 +6485,7 @@
           <v:shape id="_x0000_i1066" type="#_x0000_t75" style="width:108.75pt;height:36.75pt" o:ole="">
             <v:imagedata r:id="rId95" o:title=""/>
           </v:shape>
-          <o:OLEObject Type="Embed" ProgID="Equation.DSMT4" ShapeID="_x0000_i1066" DrawAspect="Content" ObjectID="_1846088466" r:id="rId96"/>
+          <o:OLEObject Type="Embed" ProgID="Equation.DSMT4" ShapeID="_x0000_i1066" DrawAspect="Content" ObjectID="_1849838920" r:id="rId96"/>
         </w:object>
       </w:r>
       <w:r>
@@ -6300,6 +6626,7 @@
             </w:rPr>
             <w:t>Chapter 1</w:t>
           </w:r>
+          <w:proofErr w:type="gramStart"/>
           <w:r>
             <w:rPr>
               <w:rFonts w:cs="Times New Roman"/>
@@ -6314,7 +6641,16 @@
               <w:b/>
               <w:sz w:val="32"/>
             </w:rPr>
-            <w:t>Three-Dimensional Space &amp; Vectors</w:t>
+            <w:t>Three</w:t>
+          </w:r>
+          <w:proofErr w:type="gramEnd"/>
+          <w:r>
+            <w:rPr>
+              <w:rFonts w:cs="Times New Roman"/>
+              <w:b/>
+              <w:sz w:val="32"/>
+            </w:rPr>
+            <w:t>-Dimensional Space &amp; Vectors</w:t>
           </w:r>
         </w:p>
       </w:tc>
